--- a/docs/SIMF-LLD-003-Solution-Design-Document-v1.1.docx
+++ b/docs/SIMF-LLD-003-Solution-Design-Document-v1.1.docx
@@ -1915,6 +1915,46 @@
           <w:i/>
         </w:rPr>
         <w:t>Figure 2. SIMF system and data flow. A data flow diagram in Gane and Sarson notation: a level 0 context view and a level 1 decomposition that balances with it. The four walkthroughs below trace paths through it.</w:t>
+      </w:r>
+    </w:p>
+    <w:p>
+      <w:r>
+        <w:rPr>
+          <w:b/>
+        </w:rPr>
+        <w:t>Third-party services and the data sent to them</w:t>
+      </w:r>
+    </w:p>
+    <w:p>
+      <w:r>
+        <w:rPr>
+          <w:b w:val="0"/>
+        </w:rPr>
+        <w:t>The video platform, the AI service and the e-mail relay are called over public URLs. They are integration endpoints, not components designed as part of this solution, so they appear in the data-flow view above and deliberately not in the component view. What matters about each is the data that crosses the system boundary, stated below.</w:t>
+      </w:r>
+    </w:p>
+    <w:p>
+      <w:r>
+        <w:rPr>
+          <w:b w:val="0"/>
+        </w:rPr>
+        <w:t>Video platform (YouTube). Receives the live session stream while a session is running, and the session summary video published after it. No attendee record and no personal data accompany either; the platform receives video content and a public video identifier.</w:t>
+      </w:r>
+    </w:p>
+    <w:p>
+      <w:r>
+        <w:rPr>
+          <w:b w:val="0"/>
+        </w:rPr>
+        <w:t>AI service (Gemini API). Receives session speech and text for subtitle generation; session content for summarisation; attendee questions submitted during a session, for filtering before they reach the moderator queue; and FAQ and support text for the assistant. The unit of work is the content itself.</w:t>
+      </w:r>
+    </w:p>
+    <w:p>
+      <w:r>
+        <w:rPr>
+          <w:b w:val="0"/>
+        </w:rPr>
+        <w:t>E-mail relay. Receives notifications only: the account, booking, session and announcement messages raised by the platform, each addressed to its recipient. It receives no session content and nothing from the AI or video paths.</w:t>
       </w:r>
     </w:p>
     <w:p>

--- a/docs/SIMF-LLD-003-Solution-Design-Document-v1.1.docx
+++ b/docs/SIMF-LLD-003-Solution-Design-Document-v1.1.docx
@@ -229,6 +229,68 @@
           </w:p>
         </w:tc>
       </w:tr>
+      <w:tr>
+        <w:tc>
+          <w:tcPr>
+            <w:tcW w:type="dxa" w:w="1440"/>
+          </w:tcPr>
+          <w:p>
+            <w:r>
+              <w:t>3</w:t>
+            </w:r>
+          </w:p>
+        </w:tc>
+        <w:tc>
+          <w:tcPr>
+            <w:tcW w:type="dxa" w:w="1440"/>
+          </w:tcPr>
+          <w:p>
+            <w:r>
+              <w:t>2026-08-11</w:t>
+            </w:r>
+          </w:p>
+        </w:tc>
+        <w:tc>
+          <w:tcPr>
+            <w:tcW w:type="dxa" w:w="1440"/>
+          </w:tcPr>
+          <w:p>
+            <w:r>
+              <w:t>1.1</w:t>
+            </w:r>
+          </w:p>
+        </w:tc>
+        <w:tc>
+          <w:tcPr>
+            <w:tcW w:type="dxa" w:w="1440"/>
+          </w:tcPr>
+          <w:p>
+            <w:r>
+              <w:t>SIMF Engineering &amp; Architecture Team</w:t>
+            </w:r>
+          </w:p>
+        </w:tc>
+        <w:tc>
+          <w:tcPr>
+            <w:tcW w:type="dxa" w:w="1440"/>
+          </w:tcPr>
+          <w:p>
+            <w:r>
+              <w:t>Update</w:t>
+            </w:r>
+          </w:p>
+        </w:tc>
+        <w:tc>
+          <w:tcPr>
+            <w:tcW w:type="dxa" w:w="1440"/>
+          </w:tcPr>
+          <w:p>
+            <w:r>
+              <w:t>Third-party services shown as data flow rather than as architecture, with the data each receives itemised.</w:t>
+            </w:r>
+          </w:p>
+        </w:tc>
+      </w:tr>
     </w:tbl>
     <w:p/>
     <w:p>
@@ -500,11 +562,9 @@
         <w:rPr>
           <w:b/>
         </w:rPr>
-        <w:t>External systems themselves</w:t>
-      </w:r>
-      <w:r>
-        <w:t>: SMTP server, the pluggable AI provider back-ends, and YouTube are integration endpoints, not components designed here.</w:t>
-      </w:r>
+        <w:t>External systems themselves: the e-mail relay, the AI service and the video platform are integration endpoints called over public URLs, not components designed here. They appear in the data-flow view only; the data each receives is itemised in the third-party data statement under the data-flow figure.</w:t>
+      </w:r>
+      <w:r/>
     </w:p>
     <w:p>
       <w:pPr>
@@ -1421,17 +1481,17 @@
           </w:tcPr>
           <w:p>
             <w:r>
-              <w:t>Both DBs, e-mail</w:t>
-            </w:r>
-          </w:p>
-        </w:tc>
-        <w:tc>
-          <w:tcPr>
-            <w:tcW w:w="2160" w:type="dxa"/>
-          </w:tcPr>
-          <w:p>
-            <w:r>
-              <w:t>EF Core; SMTP</w:t>
+              <w:t>Both DBs</w:t>
+            </w:r>
+          </w:p>
+        </w:tc>
+        <w:tc>
+          <w:tcPr>
+            <w:tcW w:w="2160" w:type="dxa"/>
+          </w:tcPr>
+          <w:p>
+            <w:r>
+              <w:t>EF Core</w:t>
             </w:r>
           </w:p>
         </w:tc>
